--- a/Currículo/Currículo_CARLOS_ITALO.docx
+++ b/Currículo/Currículo_CARLOS_ITALO.docx
@@ -1,6 +1,6 @@
 
 <file path=word/document.xml><?xml version="1.0" encoding="utf-8"?>
-<w:document xmlns:wpc="http://schemas.microsoft.com/office/word/2010/wordprocessingCanvas" xmlns:cx="http://schemas.microsoft.com/office/drawing/2014/chartex" xmlns:cx1="http://schemas.microsoft.com/office/drawing/2015/9/8/chartex" xmlns:mc="http://schemas.openxmlformats.org/markup-compatibility/2006" xmlns:o="urn:schemas-microsoft-com:office:office" xmlns:r="http://schemas.openxmlformats.org/officeDocument/2006/relationships" xmlns:m="http://schemas.openxmlformats.org/officeDocument/2006/math" xmlns:v="urn:schemas-microsoft-com:vml" xmlns:wp14="http://schemas.microsoft.com/office/word/2010/wordprocessingDrawing" xmlns:wp="http://schemas.openxmlformats.org/drawingml/2006/wordprocessingDrawing" xmlns:w10="urn:schemas-microsoft-com:office:word" xmlns:w="http://schemas.openxmlformats.org/wordprocessingml/2006/main" xmlns:w14="http://schemas.microsoft.com/office/word/2010/wordml" xmlns:w15="http://schemas.microsoft.com/office/word/2012/wordml" xmlns:w16se="http://schemas.microsoft.com/office/word/2015/wordml/symex" xmlns:wpg="http://schemas.microsoft.com/office/word/2010/wordprocessingGroup" xmlns:wpi="http://schemas.microsoft.com/office/word/2010/wordprocessingInk" xmlns:wne="http://schemas.microsoft.com/office/word/2006/wordml" xmlns:wps="http://schemas.microsoft.com/office/word/2010/wordprocessingShape" mc:Ignorable="w14 w15 w16se wp14">
+<w:document xmlns:wpc="http://schemas.microsoft.com/office/word/2010/wordprocessingCanvas" xmlns:cx="http://schemas.microsoft.com/office/drawing/2014/chartex" xmlns:mc="http://schemas.openxmlformats.org/markup-compatibility/2006" xmlns:o="urn:schemas-microsoft-com:office:office" xmlns:r="http://schemas.openxmlformats.org/officeDocument/2006/relationships" xmlns:m="http://schemas.openxmlformats.org/officeDocument/2006/math" xmlns:v="urn:schemas-microsoft-com:vml" xmlns:wp14="http://schemas.microsoft.com/office/word/2010/wordprocessingDrawing" xmlns:wp="http://schemas.openxmlformats.org/drawingml/2006/wordprocessingDrawing" xmlns:w10="urn:schemas-microsoft-com:office:word" xmlns:w="http://schemas.openxmlformats.org/wordprocessingml/2006/main" xmlns:w14="http://schemas.microsoft.com/office/word/2010/wordml" xmlns:w15="http://schemas.microsoft.com/office/word/2012/wordml" xmlns:w16se="http://schemas.microsoft.com/office/word/2015/wordml/symex" xmlns:wpg="http://schemas.microsoft.com/office/word/2010/wordprocessingGroup" xmlns:wpi="http://schemas.microsoft.com/office/word/2010/wordprocessingInk" xmlns:wne="http://schemas.microsoft.com/office/word/2006/wordml" xmlns:wps="http://schemas.microsoft.com/office/word/2010/wordprocessingShape" mc:Ignorable="w14 w15 w16se wp14">
   <w:body>
     <w:p>
       <w:pPr>
@@ -81,8 +81,10 @@
           <w:rFonts w:asciiTheme="minorHAnsi" w:hAnsiTheme="minorHAnsi" w:cstheme="minorHAnsi"/>
           <w:color w:val="2F3A3F"/>
         </w:rPr>
-        <w:t>8</w:t>
-      </w:r>
+        <w:t>9</w:t>
+      </w:r>
+      <w:bookmarkStart w:id="0" w:name="_GoBack"/>
+      <w:bookmarkEnd w:id="0"/>
       <w:r>
         <w:rPr>
           <w:rFonts w:asciiTheme="minorHAnsi" w:hAnsiTheme="minorHAnsi" w:cstheme="minorHAnsi"/>
@@ -219,16 +221,16 @@
           <w:color w:val="2F3A3F"/>
         </w:rPr>
         <w:drawing>
-          <wp:anchor distT="0" distB="0" distL="114300" distR="114300" simplePos="0" relativeHeight="251658240" behindDoc="0" locked="0" layoutInCell="1" allowOverlap="1" wp14:anchorId="7BD412F8" wp14:editId="5EFB2A79">
+          <wp:anchor distT="0" distB="0" distL="114300" distR="114300" simplePos="0" relativeHeight="251658240" behindDoc="0" locked="0" layoutInCell="1" allowOverlap="1" wp14:anchorId="7BD412F8" wp14:editId="7DCB914D">
             <wp:simplePos x="0" y="0"/>
             <wp:positionH relativeFrom="margin">
-              <wp:posOffset>5574665</wp:posOffset>
+              <wp:posOffset>5734050</wp:posOffset>
             </wp:positionH>
             <wp:positionV relativeFrom="paragraph">
-              <wp:posOffset>41275</wp:posOffset>
+              <wp:posOffset>41910</wp:posOffset>
             </wp:positionV>
-            <wp:extent cx="1248831" cy="1248831"/>
-            <wp:effectExtent l="0" t="0" r="8890" b="8890"/>
+            <wp:extent cx="932964" cy="1248831"/>
+            <wp:effectExtent l="0" t="0" r="635" b="8890"/>
             <wp:wrapNone/>
             <wp:docPr id="719589129" name="Imagem 4"/>
             <wp:cNvGraphicFramePr>
@@ -258,7 +260,7 @@
                   <pic:spPr bwMode="auto">
                     <a:xfrm>
                       <a:off x="0" y="0"/>
-                      <a:ext cx="1248831" cy="1248831"/>
+                      <a:ext cx="932964" cy="1248831"/>
                     </a:xfrm>
                     <a:prstGeom prst="rect">
                       <a:avLst/>
@@ -343,7 +345,7 @@
               </wp:anchor>
             </w:drawing>
           </mc:Choice>
-          <mc:Fallback xmlns:w16sdtdh="http://schemas.microsoft.com/office/word/2020/wordml/sdtdatahash" xmlns:w16du="http://schemas.microsoft.com/office/word/2023/wordml/word16du" xmlns:w16="http://schemas.microsoft.com/office/word/2018/wordml" xmlns:w16cid="http://schemas.microsoft.com/office/word/2016/wordml/cid" xmlns:w16cex="http://schemas.microsoft.com/office/word/2018/wordml/cex" xmlns:oel="http://schemas.microsoft.com/office/2019/extlst" xmlns:am3d="http://schemas.microsoft.com/office/drawing/2017/model3d" xmlns:aink="http://schemas.microsoft.com/office/drawing/2016/ink" xmlns:cx8="http://schemas.microsoft.com/office/drawing/2016/5/14/chartex" xmlns:cx7="http://schemas.microsoft.com/office/drawing/2016/5/13/chartex" xmlns:cx6="http://schemas.microsoft.com/office/drawing/2016/5/12/chartex" xmlns:cx5="http://schemas.microsoft.com/office/drawing/2016/5/11/chartex" xmlns:cx4="http://schemas.microsoft.com/office/drawing/2016/5/10/chartex" xmlns:cx3="http://schemas.microsoft.com/office/drawing/2016/5/9/chartex" xmlns:cx2="http://schemas.microsoft.com/office/drawing/2015/10/21/chartex">
+          <mc:Fallback xmlns:cx2="http://schemas.microsoft.com/office/drawing/2015/10/21/chartex" xmlns:cx3="http://schemas.microsoft.com/office/drawing/2016/5/9/chartex" xmlns:cx4="http://schemas.microsoft.com/office/drawing/2016/5/10/chartex" xmlns:cx5="http://schemas.microsoft.com/office/drawing/2016/5/11/chartex" xmlns:cx6="http://schemas.microsoft.com/office/drawing/2016/5/12/chartex" xmlns:cx7="http://schemas.microsoft.com/office/drawing/2016/5/13/chartex" xmlns:cx8="http://schemas.microsoft.com/office/drawing/2016/5/14/chartex" xmlns:aink="http://schemas.microsoft.com/office/drawing/2016/ink" xmlns:am3d="http://schemas.microsoft.com/office/drawing/2017/model3d" xmlns:oel="http://schemas.microsoft.com/office/2019/extlst" xmlns:w16cex="http://schemas.microsoft.com/office/word/2018/wordml/cex" xmlns:w16cid="http://schemas.microsoft.com/office/word/2016/wordml/cid" xmlns:w16="http://schemas.microsoft.com/office/word/2018/wordml" xmlns:w16du="http://schemas.microsoft.com/office/word/2023/wordml/word16du" xmlns:w16sdtdh="http://schemas.microsoft.com/office/word/2020/wordml/sdtdatahash" xmlns:cx1="http://schemas.microsoft.com/office/drawing/2015/9/8/chartex">
             <w:pict>
               <v:line w14:anchorId="6C0CE3EF" id="Conector reto 6" o:spid="_x0000_s1026" style="position:absolute;flip:y;z-index:251679744;visibility:visible;mso-wrap-style:square;mso-width-percent:0;mso-height-percent:0;mso-wrap-distance-left:9pt;mso-wrap-distance-top:0;mso-wrap-distance-right:9pt;mso-wrap-distance-bottom:0;mso-position-horizontal:center;mso-position-horizontal-relative:margin;mso-position-vertical:absolute;mso-position-vertical-relative:text;mso-width-percent:0;mso-height-percent:0;mso-width-relative:margin;mso-height-relative:margin" from="0,-.05pt" to="540.85pt,-.05pt" o:gfxdata="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" strokecolor="#a5a5a5 [3206]" strokeweight=".5pt">
                 <v:stroke joinstyle="miter"/>
@@ -755,7 +757,7 @@
               </wp:anchor>
             </w:drawing>
           </mc:Choice>
-          <mc:Fallback xmlns:w16sdtdh="http://schemas.microsoft.com/office/word/2020/wordml/sdtdatahash" xmlns:w16du="http://schemas.microsoft.com/office/word/2023/wordml/word16du" xmlns:w16="http://schemas.microsoft.com/office/word/2018/wordml" xmlns:w16cid="http://schemas.microsoft.com/office/word/2016/wordml/cid" xmlns:w16cex="http://schemas.microsoft.com/office/word/2018/wordml/cex" xmlns:oel="http://schemas.microsoft.com/office/2019/extlst" xmlns:am3d="http://schemas.microsoft.com/office/drawing/2017/model3d" xmlns:aink="http://schemas.microsoft.com/office/drawing/2016/ink" xmlns:cx8="http://schemas.microsoft.com/office/drawing/2016/5/14/chartex" xmlns:cx7="http://schemas.microsoft.com/office/drawing/2016/5/13/chartex" xmlns:cx6="http://schemas.microsoft.com/office/drawing/2016/5/12/chartex" xmlns:cx5="http://schemas.microsoft.com/office/drawing/2016/5/11/chartex" xmlns:cx4="http://schemas.microsoft.com/office/drawing/2016/5/10/chartex" xmlns:cx3="http://schemas.microsoft.com/office/drawing/2016/5/9/chartex" xmlns:cx2="http://schemas.microsoft.com/office/drawing/2015/10/21/chartex">
+          <mc:Fallback xmlns:cx2="http://schemas.microsoft.com/office/drawing/2015/10/21/chartex" xmlns:cx3="http://schemas.microsoft.com/office/drawing/2016/5/9/chartex" xmlns:cx4="http://schemas.microsoft.com/office/drawing/2016/5/10/chartex" xmlns:cx5="http://schemas.microsoft.com/office/drawing/2016/5/11/chartex" xmlns:cx6="http://schemas.microsoft.com/office/drawing/2016/5/12/chartex" xmlns:cx7="http://schemas.microsoft.com/office/drawing/2016/5/13/chartex" xmlns:cx8="http://schemas.microsoft.com/office/drawing/2016/5/14/chartex" xmlns:aink="http://schemas.microsoft.com/office/drawing/2016/ink" xmlns:am3d="http://schemas.microsoft.com/office/drawing/2017/model3d" xmlns:oel="http://schemas.microsoft.com/office/2019/extlst" xmlns:w16cex="http://schemas.microsoft.com/office/word/2018/wordml/cex" xmlns:w16cid="http://schemas.microsoft.com/office/word/2016/wordml/cid" xmlns:w16="http://schemas.microsoft.com/office/word/2018/wordml" xmlns:w16du="http://schemas.microsoft.com/office/word/2023/wordml/word16du" xmlns:w16sdtdh="http://schemas.microsoft.com/office/word/2020/wordml/sdtdatahash" xmlns:cx1="http://schemas.microsoft.com/office/drawing/2015/9/8/chartex">
             <w:pict>
               <v:line w14:anchorId="50ED1D8E" id="Conector reto 6" o:spid="_x0000_s1026" style="position:absolute;flip:y;z-index:251675648;visibility:visible;mso-wrap-style:square;mso-width-percent:0;mso-height-percent:0;mso-wrap-distance-left:9pt;mso-wrap-distance-top:0;mso-wrap-distance-right:9pt;mso-wrap-distance-bottom:0;mso-position-horizontal:center;mso-position-horizontal-relative:margin;mso-position-vertical:absolute;mso-position-vertical-relative:text;mso-width-percent:0;mso-height-percent:0;mso-width-relative:margin;mso-height-relative:margin" from="0,-.05pt" to="540.85pt,-.05pt" o:gfxdata="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" strokecolor="#a5a5a5 [3206]" strokeweight=".5pt">
                 <v:stroke joinstyle="miter"/>
@@ -802,250 +804,11 @@
       </w:pPr>
       <w:r>
         <w:rPr>
-          <w:color w:val="2F3A3F"/>
-          <w:sz w:val="26"/>
-        </w:rPr>
-        <w:t xml:space="preserve">Analista de Suporte com vasta experiência </w:t>
-      </w:r>
-      <w:r>
-        <w:rPr>
-          <w:color w:val="2F3A3F"/>
-          <w:sz w:val="26"/>
-        </w:rPr>
-        <w:t>na área</w:t>
-      </w:r>
-      <w:r>
-        <w:rPr>
-          <w:color w:val="2F3A3F"/>
-          <w:sz w:val="26"/>
-        </w:rPr>
-        <w:t xml:space="preserve"> </w:t>
-      </w:r>
-      <w:r>
-        <w:rPr>
-          <w:color w:val="2F3A3F"/>
-          <w:sz w:val="26"/>
-        </w:rPr>
-        <w:t>administrativa</w:t>
-      </w:r>
-      <w:r>
-        <w:rPr>
-          <w:color w:val="2F3A3F"/>
-          <w:sz w:val="26"/>
-        </w:rPr>
-        <w:t>,</w:t>
-      </w:r>
-      <w:r>
-        <w:rPr>
-          <w:color w:val="2F3A3F"/>
-          <w:sz w:val="26"/>
-        </w:rPr>
-        <w:t xml:space="preserve"> versátil e comprometido com uma sólida formação em Tecnologia da Informação,</w:t>
-      </w:r>
-      <w:r>
-        <w:rPr>
-          <w:color w:val="2F3A3F"/>
-          <w:sz w:val="26"/>
-        </w:rPr>
-        <w:t xml:space="preserve"> </w:t>
-      </w:r>
-      <w:r>
-        <w:rPr>
-          <w:color w:val="2F3A3F"/>
-          <w:sz w:val="26"/>
-        </w:rPr>
-        <w:t>graduado</w:t>
-      </w:r>
-      <w:r>
-        <w:rPr>
-          <w:color w:val="2F3A3F"/>
-          <w:sz w:val="26"/>
-        </w:rPr>
-        <w:t xml:space="preserve"> em </w:t>
-      </w:r>
-      <w:r>
-        <w:rPr>
-          <w:color w:val="2F3A3F"/>
-          <w:sz w:val="26"/>
-        </w:rPr>
-        <w:t>Análise</w:t>
-      </w:r>
-      <w:r>
-        <w:rPr>
-          <w:color w:val="2F3A3F"/>
-          <w:sz w:val="26"/>
-        </w:rPr>
-        <w:t xml:space="preserve"> e Desenvolvimento de Sistemas</w:t>
-      </w:r>
-      <w:r>
-        <w:rPr>
-          <w:color w:val="2F3A3F"/>
-          <w:sz w:val="26"/>
-        </w:rPr>
-        <w:t>,</w:t>
-      </w:r>
-      <w:r>
-        <w:rPr>
-          <w:color w:val="2F3A3F"/>
-          <w:sz w:val="26"/>
-        </w:rPr>
-        <w:t xml:space="preserve"> com destaque em programação Python. Minha experiência </w:t>
-      </w:r>
-      <w:r>
-        <w:rPr>
-          <w:color w:val="2F3A3F"/>
-          <w:sz w:val="26"/>
-        </w:rPr>
-        <w:t xml:space="preserve">em computação </w:t>
-      </w:r>
-      <w:r>
-        <w:rPr>
-          <w:color w:val="2F3A3F"/>
-          <w:sz w:val="26"/>
-        </w:rPr>
-        <w:t xml:space="preserve">me proporcionou uma base sólida em </w:t>
-      </w:r>
-      <w:r>
-        <w:rPr>
-          <w:color w:val="2F3A3F"/>
-          <w:sz w:val="26"/>
-        </w:rPr>
-        <w:t>Inform</w:t>
-      </w:r>
-      <w:r>
-        <w:rPr>
-          <w:color w:val="2F3A3F"/>
-          <w:sz w:val="26"/>
-        </w:rPr>
-        <w:t>á</w:t>
-      </w:r>
-      <w:r>
-        <w:rPr>
-          <w:color w:val="2F3A3F"/>
-          <w:sz w:val="26"/>
-        </w:rPr>
-        <w:t>tica</w:t>
-      </w:r>
-      <w:r>
-        <w:rPr>
-          <w:color w:val="2F3A3F"/>
-          <w:sz w:val="26"/>
-        </w:rPr>
-        <w:t xml:space="preserve"> e manutenção</w:t>
-      </w:r>
-      <w:r>
-        <w:rPr>
-          <w:color w:val="2F3A3F"/>
-          <w:sz w:val="26"/>
-        </w:rPr>
-        <w:t xml:space="preserve">. </w:t>
-      </w:r>
-      <w:r>
-        <w:rPr>
-          <w:color w:val="2F3A3F"/>
-          <w:sz w:val="26"/>
-        </w:rPr>
-        <w:t xml:space="preserve">Estou em busca de uma oportunidade para progredir na área de Tecnologia da Informação, com foco em </w:t>
-      </w:r>
-      <w:r>
-        <w:rPr>
-          <w:color w:val="2F3A3F"/>
-          <w:sz w:val="26"/>
-        </w:rPr>
-        <w:t>Suporte</w:t>
-      </w:r>
-      <w:r>
-        <w:rPr>
-          <w:color w:val="2F3A3F"/>
-          <w:sz w:val="26"/>
-        </w:rPr>
-        <w:t xml:space="preserve"> de tecnologia</w:t>
-      </w:r>
-      <w:r>
-        <w:rPr>
-          <w:color w:val="2F3A3F"/>
-          <w:sz w:val="26"/>
-        </w:rPr>
-        <w:t xml:space="preserve">. </w:t>
-      </w:r>
-      <w:r>
-        <w:rPr>
-          <w:color w:val="2F3A3F"/>
-          <w:sz w:val="26"/>
-        </w:rPr>
-        <w:t>Sou discreto, focado, organizado, ético e</w:t>
-      </w:r>
-      <w:r>
-        <w:rPr>
-          <w:color w:val="2F3A3F"/>
-          <w:sz w:val="26"/>
-        </w:rPr>
-        <w:t xml:space="preserve"> com boa resolução de problemas</w:t>
-      </w:r>
-      <w:r>
-        <w:rPr>
-          <w:color w:val="2F3A3F"/>
-          <w:sz w:val="26"/>
-        </w:rPr>
-        <w:t>.</w:t>
-      </w:r>
-      <w:r>
-        <w:rPr>
-          <w:color w:val="2F3A3F"/>
-          <w:sz w:val="26"/>
-        </w:rPr>
-        <w:t xml:space="preserve"> </w:t>
-      </w:r>
-      <w:r>
-        <w:rPr>
-          <w:color w:val="2F3A3F"/>
-          <w:sz w:val="26"/>
-        </w:rPr>
-        <w:t>E</w:t>
-      </w:r>
-      <w:bookmarkStart w:id="0" w:name="_GoBack"/>
-      <w:bookmarkEnd w:id="0"/>
-      <w:r>
-        <w:rPr>
-          <w:color w:val="2F3A3F"/>
-          <w:sz w:val="26"/>
-        </w:rPr>
-        <w:t>stou determinado a aplicar e aprimorar minhas habilidades em desenvolvimento de software</w:t>
-      </w:r>
-      <w:r>
-        <w:rPr>
-          <w:color w:val="2F3A3F"/>
-          <w:sz w:val="26"/>
-        </w:rPr>
-        <w:t xml:space="preserve"> ou na </w:t>
-      </w:r>
-      <w:r>
-        <w:rPr>
-          <w:color w:val="2F3A3F"/>
-          <w:sz w:val="26"/>
-        </w:rPr>
-        <w:t>á</w:t>
-      </w:r>
-      <w:r>
-        <w:rPr>
-          <w:color w:val="2F3A3F"/>
-          <w:sz w:val="26"/>
-        </w:rPr>
-        <w:t xml:space="preserve">rea </w:t>
-      </w:r>
-      <w:r>
-        <w:rPr>
-          <w:color w:val="2F3A3F"/>
-          <w:sz w:val="26"/>
-        </w:rPr>
-        <w:t>de suporte</w:t>
-      </w:r>
-      <w:r>
-        <w:rPr>
-          <w:color w:val="2F3A3F"/>
-          <w:sz w:val="26"/>
-        </w:rPr>
-        <w:t>.</w:t>
+          <w:color w:val="262626" w:themeColor="text1" w:themeTint="D9"/>
+          <w:sz w:val="26"/>
+          <w:szCs w:val="26"/>
+        </w:rPr>
+        <w:t>Analista de Suporte com experiência na área administrativa e tecnológica, versátil e comprometido, graduado em Análise e Desenvolvimento de Sistemas, com conhecimentos em programação Python e sólida base em informática, manutenção e suporte técnico. Possuo experiência no apoio a usuários, resolução de problemas em sistemas e suporte a rotinas operacionais, contribuindo para a continuidade e eficiência dos processos. Busco uma oportunidade para evoluir na área de Tecnologia da Informação, com foco em atuação como Analista de Tecnologia. Sou discreto, focado, organizado, ético e com boa capacidade de análise e resolução de problemas.</w:t>
       </w:r>
     </w:p>
     <w:p>
@@ -1122,7 +885,7 @@
               </wp:anchor>
             </w:drawing>
           </mc:Choice>
-          <mc:Fallback xmlns:w16sdtdh="http://schemas.microsoft.com/office/word/2020/wordml/sdtdatahash" xmlns:w16du="http://schemas.microsoft.com/office/word/2023/wordml/word16du" xmlns:w16="http://schemas.microsoft.com/office/word/2018/wordml" xmlns:w16cid="http://schemas.microsoft.com/office/word/2016/wordml/cid" xmlns:w16cex="http://schemas.microsoft.com/office/word/2018/wordml/cex" xmlns:oel="http://schemas.microsoft.com/office/2019/extlst" xmlns:am3d="http://schemas.microsoft.com/office/drawing/2017/model3d" xmlns:aink="http://schemas.microsoft.com/office/drawing/2016/ink" xmlns:cx8="http://schemas.microsoft.com/office/drawing/2016/5/14/chartex" xmlns:cx7="http://schemas.microsoft.com/office/drawing/2016/5/13/chartex" xmlns:cx6="http://schemas.microsoft.com/office/drawing/2016/5/12/chartex" xmlns:cx5="http://schemas.microsoft.com/office/drawing/2016/5/11/chartex" xmlns:cx4="http://schemas.microsoft.com/office/drawing/2016/5/10/chartex" xmlns:cx3="http://schemas.microsoft.com/office/drawing/2016/5/9/chartex" xmlns:cx2="http://schemas.microsoft.com/office/drawing/2015/10/21/chartex">
+          <mc:Fallback xmlns:cx2="http://schemas.microsoft.com/office/drawing/2015/10/21/chartex" xmlns:cx3="http://schemas.microsoft.com/office/drawing/2016/5/9/chartex" xmlns:cx4="http://schemas.microsoft.com/office/drawing/2016/5/10/chartex" xmlns:cx5="http://schemas.microsoft.com/office/drawing/2016/5/11/chartex" xmlns:cx6="http://schemas.microsoft.com/office/drawing/2016/5/12/chartex" xmlns:cx7="http://schemas.microsoft.com/office/drawing/2016/5/13/chartex" xmlns:cx8="http://schemas.microsoft.com/office/drawing/2016/5/14/chartex" xmlns:aink="http://schemas.microsoft.com/office/drawing/2016/ink" xmlns:am3d="http://schemas.microsoft.com/office/drawing/2017/model3d" xmlns:oel="http://schemas.microsoft.com/office/2019/extlst" xmlns:w16cex="http://schemas.microsoft.com/office/word/2018/wordml/cex" xmlns:w16cid="http://schemas.microsoft.com/office/word/2016/wordml/cid" xmlns:w16="http://schemas.microsoft.com/office/word/2018/wordml" xmlns:w16du="http://schemas.microsoft.com/office/word/2023/wordml/word16du" xmlns:w16sdtdh="http://schemas.microsoft.com/office/word/2020/wordml/sdtdatahash" xmlns:cx1="http://schemas.microsoft.com/office/drawing/2015/9/8/chartex">
             <w:pict>
               <v:line w14:anchorId="79E812C7" id="Conector reto 6" o:spid="_x0000_s1026" style="position:absolute;flip:y;z-index:251673600;visibility:visible;mso-wrap-style:square;mso-width-percent:0;mso-height-percent:0;mso-wrap-distance-left:9pt;mso-wrap-distance-top:0;mso-wrap-distance-right:9pt;mso-wrap-distance-bottom:0;mso-position-horizontal:center;mso-position-horizontal-relative:margin;mso-position-vertical:absolute;mso-position-vertical-relative:text;mso-width-percent:0;mso-height-percent:0;mso-width-relative:margin;mso-height-relative:margin" from="0,5.8pt" to="540.85pt,5.8pt" o:gfxdata="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" strokecolor="#a5a5a5 [3206]" strokeweight=".5pt">
                 <v:stroke joinstyle="miter"/>
@@ -1844,7 +1607,7 @@
               </wp:anchor>
             </w:drawing>
           </mc:Choice>
-          <mc:Fallback xmlns:w16sdtdh="http://schemas.microsoft.com/office/word/2020/wordml/sdtdatahash" xmlns:w16du="http://schemas.microsoft.com/office/word/2023/wordml/word16du" xmlns:w16="http://schemas.microsoft.com/office/word/2018/wordml" xmlns:w16cid="http://schemas.microsoft.com/office/word/2016/wordml/cid" xmlns:w16cex="http://schemas.microsoft.com/office/word/2018/wordml/cex" xmlns:oel="http://schemas.microsoft.com/office/2019/extlst" xmlns:am3d="http://schemas.microsoft.com/office/drawing/2017/model3d" xmlns:aink="http://schemas.microsoft.com/office/drawing/2016/ink" xmlns:cx8="http://schemas.microsoft.com/office/drawing/2016/5/14/chartex" xmlns:cx7="http://schemas.microsoft.com/office/drawing/2016/5/13/chartex" xmlns:cx6="http://schemas.microsoft.com/office/drawing/2016/5/12/chartex" xmlns:cx5="http://schemas.microsoft.com/office/drawing/2016/5/11/chartex" xmlns:cx4="http://schemas.microsoft.com/office/drawing/2016/5/10/chartex" xmlns:cx3="http://schemas.microsoft.com/office/drawing/2016/5/9/chartex" xmlns:cx2="http://schemas.microsoft.com/office/drawing/2015/10/21/chartex">
+          <mc:Fallback xmlns:cx2="http://schemas.microsoft.com/office/drawing/2015/10/21/chartex" xmlns:cx3="http://schemas.microsoft.com/office/drawing/2016/5/9/chartex" xmlns:cx4="http://schemas.microsoft.com/office/drawing/2016/5/10/chartex" xmlns:cx5="http://schemas.microsoft.com/office/drawing/2016/5/11/chartex" xmlns:cx6="http://schemas.microsoft.com/office/drawing/2016/5/12/chartex" xmlns:cx7="http://schemas.microsoft.com/office/drawing/2016/5/13/chartex" xmlns:cx8="http://schemas.microsoft.com/office/drawing/2016/5/14/chartex" xmlns:aink="http://schemas.microsoft.com/office/drawing/2016/ink" xmlns:am3d="http://schemas.microsoft.com/office/drawing/2017/model3d" xmlns:oel="http://schemas.microsoft.com/office/2019/extlst" xmlns:w16cex="http://schemas.microsoft.com/office/word/2018/wordml/cex" xmlns:w16cid="http://schemas.microsoft.com/office/word/2016/wordml/cid" xmlns:w16="http://schemas.microsoft.com/office/word/2018/wordml" xmlns:w16du="http://schemas.microsoft.com/office/word/2023/wordml/word16du" xmlns:w16sdtdh="http://schemas.microsoft.com/office/word/2020/wordml/sdtdatahash" xmlns:cx1="http://schemas.microsoft.com/office/drawing/2015/9/8/chartex">
             <w:pict>
               <v:line w14:anchorId="20BE8017" id="Conector reto 6" o:spid="_x0000_s1026" style="position:absolute;flip:y;z-index:251677696;visibility:visible;mso-wrap-style:square;mso-width-percent:0;mso-height-percent:0;mso-wrap-distance-left:9pt;mso-wrap-distance-top:0;mso-wrap-distance-right:9pt;mso-wrap-distance-bottom:0;mso-position-horizontal:center;mso-position-horizontal-relative:margin;mso-position-vertical:absolute;mso-position-vertical-relative:text;mso-width-percent:0;mso-height-percent:0;mso-width-relative:margin;mso-height-relative:margin" from="0,5.4pt" to="540.85pt,5.4pt" o:gfxdata="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" strokecolor="#a5a5a5 [3206]" strokeweight=".5pt">
                 <v:stroke joinstyle="miter"/>
@@ -1932,7 +1695,42 @@
           <w:sz w:val="26"/>
           <w:szCs w:val="26"/>
         </w:rPr>
-        <w:t>Contratado da prefeitura de Forquilha</w:t>
+        <w:t xml:space="preserve">Contratado </w:t>
+      </w:r>
+      <w:r>
+        <w:rPr>
+          <w:rFonts w:asciiTheme="minorHAnsi" w:hAnsiTheme="minorHAnsi" w:cstheme="minorHAnsi"/>
+          <w:b/>
+          <w:bCs/>
+          <w:color w:val="2F3A3F"/>
+          <w:sz w:val="26"/>
+          <w:szCs w:val="26"/>
+        </w:rPr>
+        <w:t xml:space="preserve">Centro universitário </w:t>
+      </w:r>
+      <w:proofErr w:type="spellStart"/>
+      <w:r>
+        <w:rPr>
+          <w:rFonts w:asciiTheme="minorHAnsi" w:hAnsiTheme="minorHAnsi" w:cstheme="minorHAnsi"/>
+          <w:b/>
+          <w:bCs/>
+          <w:color w:val="2F3A3F"/>
+          <w:sz w:val="26"/>
+          <w:szCs w:val="26"/>
+        </w:rPr>
+        <w:t>Inta</w:t>
+      </w:r>
+      <w:proofErr w:type="spellEnd"/>
+      <w:r>
+        <w:rPr>
+          <w:rFonts w:asciiTheme="minorHAnsi" w:hAnsiTheme="minorHAnsi" w:cstheme="minorHAnsi"/>
+          <w:b/>
+          <w:bCs/>
+          <w:color w:val="2F3A3F"/>
+          <w:sz w:val="26"/>
+          <w:szCs w:val="26"/>
+        </w:rPr>
+        <w:t xml:space="preserve"> (AIAMIS)</w:t>
       </w:r>
     </w:p>
     <w:p>
@@ -1967,7 +1765,7 @@
           <w:sz w:val="26"/>
           <w:szCs w:val="26"/>
         </w:rPr>
-        <w:t>3</w:t>
+        <w:t>4</w:t>
       </w:r>
       <w:r>
         <w:rPr>
@@ -1985,7 +1783,7 @@
           <w:sz w:val="26"/>
           <w:szCs w:val="26"/>
         </w:rPr>
-        <w:t>3</w:t>
+        <w:t>5</w:t>
       </w:r>
       <w:r>
         <w:rPr>
@@ -2039,16 +1837,7 @@
           <w:sz w:val="26"/>
           <w:szCs w:val="26"/>
         </w:rPr>
-        <w:t>Auxiliar Administrativo</w:t>
-      </w:r>
-      <w:r>
-        <w:rPr>
-          <w:rFonts w:asciiTheme="minorHAnsi" w:hAnsiTheme="minorHAnsi" w:cstheme="minorHAnsi"/>
-          <w:color w:val="2F3A3F"/>
-          <w:sz w:val="26"/>
-          <w:szCs w:val="26"/>
-        </w:rPr>
-        <w:t xml:space="preserve"> (integral)</w:t>
+        <w:t>Analista de Suporte</w:t>
       </w:r>
     </w:p>
     <w:p>
@@ -2083,109 +1872,60 @@
           <w:sz w:val="26"/>
           <w:szCs w:val="26"/>
         </w:rPr>
-        <w:t>Suporte técnico da escola</w:t>
-      </w:r>
-      <w:r>
-        <w:rPr>
-          <w:rFonts w:asciiTheme="minorHAnsi" w:hAnsiTheme="minorHAnsi" w:cstheme="minorHAnsi"/>
-          <w:color w:val="2F3A3F"/>
-          <w:sz w:val="26"/>
-          <w:szCs w:val="26"/>
-        </w:rPr>
-        <w:t xml:space="preserve"> e manutenção de computadores e rede; </w:t>
-      </w:r>
-      <w:r>
-        <w:rPr>
-          <w:rFonts w:asciiTheme="minorHAnsi" w:hAnsiTheme="minorHAnsi" w:cstheme="minorHAnsi"/>
-          <w:color w:val="2F3A3F"/>
-          <w:sz w:val="26"/>
-          <w:szCs w:val="26"/>
-        </w:rPr>
-        <w:t xml:space="preserve">encarregado da sala de informática </w:t>
-      </w:r>
-      <w:r>
-        <w:rPr>
-          <w:rFonts w:asciiTheme="minorHAnsi" w:hAnsiTheme="minorHAnsi" w:cstheme="minorHAnsi"/>
-          <w:color w:val="2F3A3F"/>
-          <w:sz w:val="26"/>
-          <w:szCs w:val="26"/>
-        </w:rPr>
-        <w:t xml:space="preserve">auxílio à gestão escolar, gerenciamento de dados e sistema, desenvolvimento de scripts em Python para automação de tarefas, e habilidade em ferramentas digitais como </w:t>
-      </w:r>
-      <w:r>
-        <w:rPr>
-          <w:rFonts w:asciiTheme="minorHAnsi" w:hAnsiTheme="minorHAnsi" w:cstheme="minorHAnsi"/>
-          <w:color w:val="2F3A3F"/>
-          <w:sz w:val="26"/>
-          <w:szCs w:val="26"/>
-        </w:rPr>
-        <w:t>Office</w:t>
-      </w:r>
-      <w:r>
-        <w:rPr>
-          <w:rFonts w:asciiTheme="minorHAnsi" w:hAnsiTheme="minorHAnsi" w:cstheme="minorHAnsi"/>
-          <w:color w:val="2F3A3F"/>
-          <w:sz w:val="26"/>
-          <w:szCs w:val="26"/>
-        </w:rPr>
-        <w:t xml:space="preserve">, Google Drive, </w:t>
-      </w:r>
-      <w:proofErr w:type="spellStart"/>
-      <w:r>
-        <w:rPr>
-          <w:rFonts w:asciiTheme="minorHAnsi" w:hAnsiTheme="minorHAnsi" w:cstheme="minorHAnsi"/>
-          <w:color w:val="2F3A3F"/>
-          <w:sz w:val="26"/>
-          <w:szCs w:val="26"/>
-        </w:rPr>
-        <w:t>C</w:t>
-      </w:r>
-      <w:r>
-        <w:rPr>
-          <w:rFonts w:asciiTheme="minorHAnsi" w:hAnsiTheme="minorHAnsi" w:cstheme="minorHAnsi"/>
-          <w:color w:val="2F3A3F"/>
-          <w:sz w:val="26"/>
-          <w:szCs w:val="26"/>
-        </w:rPr>
-        <w:t>anva</w:t>
-      </w:r>
-      <w:proofErr w:type="spellEnd"/>
-      <w:r>
-        <w:rPr>
-          <w:rFonts w:asciiTheme="minorHAnsi" w:hAnsiTheme="minorHAnsi" w:cstheme="minorHAnsi"/>
-          <w:color w:val="2F3A3F"/>
-          <w:sz w:val="26"/>
-          <w:szCs w:val="26"/>
-        </w:rPr>
-        <w:t xml:space="preserve"> </w:t>
-      </w:r>
-      <w:r>
-        <w:rPr>
-          <w:rFonts w:asciiTheme="minorHAnsi" w:hAnsiTheme="minorHAnsi" w:cstheme="minorHAnsi"/>
-          <w:color w:val="2F3A3F"/>
-          <w:sz w:val="26"/>
-          <w:szCs w:val="26"/>
-        </w:rPr>
-        <w:t>e Instagram</w:t>
-      </w:r>
-      <w:r>
-        <w:rPr>
-          <w:rFonts w:asciiTheme="minorHAnsi" w:hAnsiTheme="minorHAnsi" w:cstheme="minorHAnsi"/>
-          <w:color w:val="2F3A3F"/>
-          <w:sz w:val="26"/>
-          <w:szCs w:val="26"/>
-        </w:rPr>
-        <w:t xml:space="preserve"> etc</w:t>
-      </w:r>
-      <w:r>
-        <w:rPr>
-          <w:rFonts w:asciiTheme="minorHAnsi" w:hAnsiTheme="minorHAnsi" w:cstheme="minorHAnsi"/>
-          <w:color w:val="2F3A3F"/>
-          <w:sz w:val="26"/>
-          <w:szCs w:val="26"/>
-        </w:rPr>
-        <w:t>.</w:t>
-      </w:r>
+        <w:t>Suporte técnico aos colaboradores da instituição, atendimento e resolução de demandas relacionadas aos sistemas utilizados pela universidade, com foco no TOTVS Educacional. Realização de procedimentos operacionais dentro do ambiente TOTVS, apoio às rotinas administrativas e acadêmicas, além de suporte a mais de 20 sistemas institucionais. Atuação na análise e resolução de inconsistências, orientação de usuários e garantia do funcionamento adequado das ferramentas tecnológicas utilizadas no dia a dia da universidade.</w:t>
+      </w:r>
+    </w:p>
+    <w:p>
+      <w:pPr>
+        <w:spacing w:after="0" w:line="240" w:lineRule="auto"/>
+        <w:ind w:left="1134" w:right="245"/>
+        <w:jc w:val="both"/>
+        <w:rPr>
+          <w:rFonts w:asciiTheme="minorHAnsi" w:hAnsiTheme="minorHAnsi" w:cstheme="minorHAnsi"/>
+          <w:color w:val="2F3A3F"/>
+          <w:sz w:val="26"/>
+          <w:szCs w:val="26"/>
+        </w:rPr>
+      </w:pPr>
+    </w:p>
+    <w:p>
+      <w:pPr>
+        <w:spacing w:after="0" w:line="240" w:lineRule="auto"/>
+        <w:ind w:left="1134" w:right="245"/>
+        <w:jc w:val="both"/>
+        <w:rPr>
+          <w:rFonts w:asciiTheme="minorHAnsi" w:hAnsiTheme="minorHAnsi" w:cstheme="minorHAnsi"/>
+          <w:color w:val="2F3A3F"/>
+          <w:sz w:val="26"/>
+          <w:szCs w:val="26"/>
+        </w:rPr>
+      </w:pPr>
+    </w:p>
+    <w:p>
+      <w:pPr>
+        <w:spacing w:after="0" w:line="240" w:lineRule="auto"/>
+        <w:ind w:left="1134" w:right="245"/>
+        <w:jc w:val="both"/>
+        <w:rPr>
+          <w:rFonts w:asciiTheme="minorHAnsi" w:hAnsiTheme="minorHAnsi" w:cstheme="minorHAnsi"/>
+          <w:color w:val="2F3A3F"/>
+          <w:sz w:val="26"/>
+          <w:szCs w:val="26"/>
+        </w:rPr>
+      </w:pPr>
+    </w:p>
+    <w:p>
+      <w:pPr>
+        <w:spacing w:after="0" w:line="240" w:lineRule="auto"/>
+        <w:ind w:left="1134" w:right="245"/>
+        <w:jc w:val="both"/>
+        <w:rPr>
+          <w:rFonts w:asciiTheme="minorHAnsi" w:hAnsiTheme="minorHAnsi" w:cstheme="minorHAnsi"/>
+          <w:color w:val="2F3A3F"/>
+          <w:sz w:val="8"/>
+          <w:szCs w:val="8"/>
+        </w:rPr>
+      </w:pPr>
     </w:p>
     <w:p>
       <w:pPr>
@@ -2227,31 +1967,8 @@
           <w:sz w:val="26"/>
           <w:szCs w:val="26"/>
         </w:rPr>
-        <w:t>Atendente Loja de suplemento e produtos naturais (</w:t>
-      </w:r>
-      <w:proofErr w:type="spellStart"/>
-      <w:r>
-        <w:rPr>
-          <w:rFonts w:asciiTheme="minorHAnsi" w:hAnsiTheme="minorHAnsi" w:cstheme="minorHAnsi"/>
-          <w:b/>
-          <w:bCs/>
-          <w:color w:val="2F3A3F"/>
-          <w:sz w:val="26"/>
-          <w:szCs w:val="26"/>
-        </w:rPr>
-        <w:t>Pharmafit</w:t>
-      </w:r>
-      <w:proofErr w:type="spellEnd"/>
-      <w:r>
-        <w:rPr>
-          <w:rFonts w:asciiTheme="minorHAnsi" w:hAnsiTheme="minorHAnsi" w:cstheme="minorHAnsi"/>
-          <w:b/>
-          <w:bCs/>
-          <w:color w:val="2F3A3F"/>
-          <w:sz w:val="26"/>
-          <w:szCs w:val="26"/>
-        </w:rPr>
-        <w:t>)</w:t>
+        <w:lastRenderedPageBreak/>
+        <w:t>Contratado da prefeitura de Forquilha</w:t>
       </w:r>
     </w:p>
     <w:p>
@@ -2277,16 +1994,16 @@
           <w:sz w:val="26"/>
           <w:szCs w:val="26"/>
         </w:rPr>
-        <w:t xml:space="preserve">Período: </w:t>
-      </w:r>
-      <w:r>
-        <w:rPr>
-          <w:rFonts w:asciiTheme="minorHAnsi" w:hAnsiTheme="minorHAnsi" w:cstheme="minorHAnsi"/>
-          <w:color w:val="2F3A3F"/>
-          <w:sz w:val="26"/>
-          <w:szCs w:val="26"/>
-        </w:rPr>
-        <w:t>10</w:t>
+        <w:t>Período: 0</w:t>
+      </w:r>
+      <w:r>
+        <w:rPr>
+          <w:rFonts w:asciiTheme="minorHAnsi" w:hAnsiTheme="minorHAnsi" w:cstheme="minorHAnsi"/>
+          <w:color w:val="2F3A3F"/>
+          <w:sz w:val="26"/>
+          <w:szCs w:val="26"/>
+        </w:rPr>
+        <w:t>3</w:t>
       </w:r>
       <w:r>
         <w:rPr>
@@ -2321,8 +2038,9 @@
           <w:color w:val="2F3A3F"/>
           <w:sz w:val="26"/>
           <w:szCs w:val="26"/>
-        </w:rPr>
-        <w:t>02/2025</w:t>
+          <w:u w:val="single"/>
+        </w:rPr>
+        <w:t>04/2025</w:t>
       </w:r>
     </w:p>
     <w:p>
@@ -2366,7 +2084,7 @@
           <w:sz w:val="26"/>
           <w:szCs w:val="26"/>
         </w:rPr>
-        <w:t xml:space="preserve"> (Meio Período)</w:t>
+        <w:t xml:space="preserve"> (integral)</w:t>
       </w:r>
     </w:p>
     <w:p>
@@ -2401,7 +2119,99 @@
           <w:sz w:val="26"/>
           <w:szCs w:val="26"/>
         </w:rPr>
-        <w:t>Suporte Técnico de computadores, gestão geral da loja, incluindo reposição de produtos, atendimento ao cliente, operações de caixa e suporte em tarefas administrativas</w:t>
+        <w:t>Suporte técnico da escola</w:t>
+      </w:r>
+      <w:r>
+        <w:rPr>
+          <w:rFonts w:asciiTheme="minorHAnsi" w:hAnsiTheme="minorHAnsi" w:cstheme="minorHAnsi"/>
+          <w:color w:val="2F3A3F"/>
+          <w:sz w:val="26"/>
+          <w:szCs w:val="26"/>
+        </w:rPr>
+        <w:t xml:space="preserve"> e manutenção de computadores e rede; </w:t>
+      </w:r>
+      <w:r>
+        <w:rPr>
+          <w:rFonts w:asciiTheme="minorHAnsi" w:hAnsiTheme="minorHAnsi" w:cstheme="minorHAnsi"/>
+          <w:color w:val="2F3A3F"/>
+          <w:sz w:val="26"/>
+          <w:szCs w:val="26"/>
+        </w:rPr>
+        <w:t xml:space="preserve">encarregado da sala de informática </w:t>
+      </w:r>
+      <w:r>
+        <w:rPr>
+          <w:rFonts w:asciiTheme="minorHAnsi" w:hAnsiTheme="minorHAnsi" w:cstheme="minorHAnsi"/>
+          <w:color w:val="2F3A3F"/>
+          <w:sz w:val="26"/>
+          <w:szCs w:val="26"/>
+        </w:rPr>
+        <w:t xml:space="preserve">auxílio à gestão escolar, gerenciamento de dados e sistema, desenvolvimento de scripts em Python para automação de tarefas, e habilidade em ferramentas digitais como </w:t>
+      </w:r>
+      <w:r>
+        <w:rPr>
+          <w:rFonts w:asciiTheme="minorHAnsi" w:hAnsiTheme="minorHAnsi" w:cstheme="minorHAnsi"/>
+          <w:color w:val="2F3A3F"/>
+          <w:sz w:val="26"/>
+          <w:szCs w:val="26"/>
+        </w:rPr>
+        <w:t>Office</w:t>
+      </w:r>
+      <w:r>
+        <w:rPr>
+          <w:rFonts w:asciiTheme="minorHAnsi" w:hAnsiTheme="minorHAnsi" w:cstheme="minorHAnsi"/>
+          <w:color w:val="2F3A3F"/>
+          <w:sz w:val="26"/>
+          <w:szCs w:val="26"/>
+        </w:rPr>
+        <w:t xml:space="preserve">, Google Drive, </w:t>
+      </w:r>
+      <w:proofErr w:type="spellStart"/>
+      <w:r>
+        <w:rPr>
+          <w:rFonts w:asciiTheme="minorHAnsi" w:hAnsiTheme="minorHAnsi" w:cstheme="minorHAnsi"/>
+          <w:color w:val="2F3A3F"/>
+          <w:sz w:val="26"/>
+          <w:szCs w:val="26"/>
+        </w:rPr>
+        <w:t>C</w:t>
+      </w:r>
+      <w:r>
+        <w:rPr>
+          <w:rFonts w:asciiTheme="minorHAnsi" w:hAnsiTheme="minorHAnsi" w:cstheme="minorHAnsi"/>
+          <w:color w:val="2F3A3F"/>
+          <w:sz w:val="26"/>
+          <w:szCs w:val="26"/>
+        </w:rPr>
+        <w:t>anva</w:t>
+      </w:r>
+      <w:proofErr w:type="spellEnd"/>
+      <w:r>
+        <w:rPr>
+          <w:rFonts w:asciiTheme="minorHAnsi" w:hAnsiTheme="minorHAnsi" w:cstheme="minorHAnsi"/>
+          <w:color w:val="2F3A3F"/>
+          <w:sz w:val="26"/>
+          <w:szCs w:val="26"/>
+        </w:rPr>
+        <w:t xml:space="preserve"> </w:t>
+      </w:r>
+      <w:r>
+        <w:rPr>
+          <w:rFonts w:asciiTheme="minorHAnsi" w:hAnsiTheme="minorHAnsi" w:cstheme="minorHAnsi"/>
+          <w:color w:val="2F3A3F"/>
+          <w:sz w:val="26"/>
+          <w:szCs w:val="26"/>
+        </w:rPr>
+        <w:t>e Instagram</w:t>
+      </w:r>
+      <w:r>
+        <w:rPr>
+          <w:rFonts w:asciiTheme="minorHAnsi" w:hAnsiTheme="minorHAnsi" w:cstheme="minorHAnsi"/>
+          <w:color w:val="2F3A3F"/>
+          <w:sz w:val="26"/>
+          <w:szCs w:val="26"/>
+        </w:rPr>
+        <w:t xml:space="preserve"> etc</w:t>
       </w:r>
       <w:r>
         <w:rPr>
@@ -3140,161 +2950,6 @@
           <w:szCs w:val="8"/>
         </w:rPr>
       </w:pPr>
-    </w:p>
-    <w:p>
-      <w:pPr>
-        <w:numPr>
-          <w:ilvl w:val="0"/>
-          <w:numId w:val="2"/>
-        </w:numPr>
-        <w:spacing w:after="0" w:line="240" w:lineRule="auto"/>
-        <w:ind w:right="245" w:hanging="360"/>
-        <w:jc w:val="both"/>
-        <w:rPr>
-          <w:rFonts w:asciiTheme="minorHAnsi" w:hAnsiTheme="minorHAnsi" w:cstheme="minorHAnsi"/>
-          <w:b/>
-          <w:bCs/>
-          <w:color w:val="2F3A3F"/>
-          <w:sz w:val="26"/>
-          <w:szCs w:val="26"/>
-        </w:rPr>
-      </w:pPr>
-      <w:r>
-        <w:rPr>
-          <w:rFonts w:asciiTheme="minorHAnsi" w:hAnsiTheme="minorHAnsi" w:cstheme="minorHAnsi"/>
-          <w:b/>
-          <w:bCs/>
-          <w:color w:val="2F3A3F"/>
-          <w:sz w:val="26"/>
-          <w:szCs w:val="26"/>
-        </w:rPr>
-        <w:t>Montagem e Manutenção de Microcomputadores, Manutenção em Sistema</w:t>
-      </w:r>
-      <w:r>
-        <w:rPr>
-          <w:rFonts w:asciiTheme="minorHAnsi" w:hAnsiTheme="minorHAnsi" w:cstheme="minorHAnsi"/>
-          <w:b/>
-          <w:bCs/>
-          <w:color w:val="2F3A3F"/>
-          <w:sz w:val="26"/>
-          <w:szCs w:val="26"/>
-        </w:rPr>
-        <w:t>s</w:t>
-      </w:r>
-      <w:r>
-        <w:rPr>
-          <w:rFonts w:asciiTheme="minorHAnsi" w:hAnsiTheme="minorHAnsi" w:cstheme="minorHAnsi"/>
-          <w:color w:val="2F3A3F"/>
-          <w:sz w:val="26"/>
-          <w:szCs w:val="26"/>
-        </w:rPr>
-        <w:t>.</w:t>
-      </w:r>
-    </w:p>
-    <w:p>
-      <w:pPr>
-        <w:numPr>
-          <w:ilvl w:val="1"/>
-          <w:numId w:val="2"/>
-        </w:numPr>
-        <w:spacing w:after="0" w:line="240" w:lineRule="auto"/>
-        <w:ind w:left="1134" w:right="245"/>
-        <w:jc w:val="both"/>
-        <w:rPr>
-          <w:rFonts w:asciiTheme="minorHAnsi" w:hAnsiTheme="minorHAnsi" w:cstheme="minorHAnsi"/>
-          <w:color w:val="2F3A3F"/>
-          <w:sz w:val="26"/>
-          <w:szCs w:val="26"/>
-        </w:rPr>
-      </w:pPr>
-      <w:r>
-        <w:rPr>
-          <w:rFonts w:asciiTheme="minorHAnsi" w:hAnsiTheme="minorHAnsi" w:cstheme="minorHAnsi"/>
-          <w:color w:val="2F3A3F"/>
-          <w:sz w:val="26"/>
-          <w:szCs w:val="26"/>
-        </w:rPr>
-        <w:t xml:space="preserve">Período: </w:t>
-      </w:r>
-      <w:r>
-        <w:rPr>
-          <w:rFonts w:asciiTheme="minorHAnsi" w:hAnsiTheme="minorHAnsi" w:cstheme="minorHAnsi"/>
-          <w:color w:val="2F3A3F"/>
-          <w:sz w:val="26"/>
-          <w:szCs w:val="26"/>
-        </w:rPr>
-        <w:t>Horas vagas</w:t>
-      </w:r>
-    </w:p>
-    <w:p>
-      <w:pPr>
-        <w:numPr>
-          <w:ilvl w:val="1"/>
-          <w:numId w:val="2"/>
-        </w:numPr>
-        <w:spacing w:after="0" w:line="240" w:lineRule="auto"/>
-        <w:ind w:left="1134" w:right="245"/>
-        <w:jc w:val="both"/>
-        <w:rPr>
-          <w:rFonts w:asciiTheme="minorHAnsi" w:hAnsiTheme="minorHAnsi" w:cstheme="minorHAnsi"/>
-          <w:color w:val="2F3A3F"/>
-          <w:sz w:val="26"/>
-          <w:szCs w:val="26"/>
-        </w:rPr>
-      </w:pPr>
-      <w:r>
-        <w:rPr>
-          <w:rFonts w:asciiTheme="minorHAnsi" w:hAnsiTheme="minorHAnsi" w:cstheme="minorHAnsi"/>
-          <w:color w:val="2F3A3F"/>
-          <w:sz w:val="26"/>
-          <w:szCs w:val="26"/>
-        </w:rPr>
-        <w:t xml:space="preserve">Cargo: </w:t>
-      </w:r>
-      <w:r>
-        <w:rPr>
-          <w:rFonts w:asciiTheme="minorHAnsi" w:hAnsiTheme="minorHAnsi" w:cstheme="minorHAnsi"/>
-          <w:color w:val="2F3A3F"/>
-          <w:sz w:val="26"/>
-          <w:szCs w:val="26"/>
-        </w:rPr>
-        <w:t>Trabalho autônomo</w:t>
-      </w:r>
-    </w:p>
-    <w:p>
-      <w:pPr>
-        <w:numPr>
-          <w:ilvl w:val="1"/>
-          <w:numId w:val="2"/>
-        </w:numPr>
-        <w:spacing w:after="0" w:line="240" w:lineRule="auto"/>
-        <w:ind w:left="1134" w:right="245"/>
-        <w:jc w:val="both"/>
-        <w:rPr>
-          <w:rFonts w:asciiTheme="minorHAnsi" w:hAnsiTheme="minorHAnsi" w:cstheme="minorHAnsi"/>
-          <w:color w:val="2F3A3F"/>
-          <w:sz w:val="26"/>
-          <w:szCs w:val="26"/>
-        </w:rPr>
-      </w:pPr>
-      <w:r>
-        <w:rPr>
-          <w:rFonts w:asciiTheme="minorHAnsi" w:hAnsiTheme="minorHAnsi" w:cstheme="minorHAnsi"/>
-          <w:color w:val="2F3A3F"/>
-          <w:sz w:val="26"/>
-          <w:szCs w:val="26"/>
-        </w:rPr>
-        <w:t xml:space="preserve">Responsabilidades: </w:t>
-      </w:r>
-      <w:r>
-        <w:rPr>
-          <w:rFonts w:asciiTheme="minorHAnsi" w:hAnsiTheme="minorHAnsi" w:cstheme="minorHAnsi"/>
-          <w:color w:val="2F3A3F"/>
-          <w:sz w:val="26"/>
-          <w:szCs w:val="26"/>
-        </w:rPr>
-        <w:t>Especialista em manutenção de PCs, com forte experiência em formatação de Windows e Linux, remoção de vírus e limpeza de sistemas. Habilidades avançadas em montagem, desmontagem e manutenção física de computadores (hardware), assegurando desempenho e segurança otimizados. Experiência adicional em manutenção de redes de internet, incluindo configuração de modens e repetidores, garantindo conectividade e eficiência de rede.</w:t>
-      </w:r>
     </w:p>
     <w:p>
       <w:pPr>
@@ -3382,7 +3037,7 @@
               </wp:anchor>
             </w:drawing>
           </mc:Choice>
-          <mc:Fallback xmlns:w16sdtdh="http://schemas.microsoft.com/office/word/2020/wordml/sdtdatahash" xmlns:w16du="http://schemas.microsoft.com/office/word/2023/wordml/word16du" xmlns:w16="http://schemas.microsoft.com/office/word/2018/wordml" xmlns:w16cid="http://schemas.microsoft.com/office/word/2016/wordml/cid" xmlns:w16cex="http://schemas.microsoft.com/office/word/2018/wordml/cex" xmlns:oel="http://schemas.microsoft.com/office/2019/extlst" xmlns:am3d="http://schemas.microsoft.com/office/drawing/2017/model3d" xmlns:aink="http://schemas.microsoft.com/office/drawing/2016/ink" xmlns:cx8="http://schemas.microsoft.com/office/drawing/2016/5/14/chartex" xmlns:cx7="http://schemas.microsoft.com/office/drawing/2016/5/13/chartex" xmlns:cx6="http://schemas.microsoft.com/office/drawing/2016/5/12/chartex" xmlns:cx5="http://schemas.microsoft.com/office/drawing/2016/5/11/chartex" xmlns:cx4="http://schemas.microsoft.com/office/drawing/2016/5/10/chartex" xmlns:cx3="http://schemas.microsoft.com/office/drawing/2016/5/9/chartex" xmlns:cx2="http://schemas.microsoft.com/office/drawing/2015/10/21/chartex">
+          <mc:Fallback xmlns:cx2="http://schemas.microsoft.com/office/drawing/2015/10/21/chartex" xmlns:cx3="http://schemas.microsoft.com/office/drawing/2016/5/9/chartex" xmlns:cx4="http://schemas.microsoft.com/office/drawing/2016/5/10/chartex" xmlns:cx5="http://schemas.microsoft.com/office/drawing/2016/5/11/chartex" xmlns:cx6="http://schemas.microsoft.com/office/drawing/2016/5/12/chartex" xmlns:cx7="http://schemas.microsoft.com/office/drawing/2016/5/13/chartex" xmlns:cx8="http://schemas.microsoft.com/office/drawing/2016/5/14/chartex" xmlns:aink="http://schemas.microsoft.com/office/drawing/2016/ink" xmlns:am3d="http://schemas.microsoft.com/office/drawing/2017/model3d" xmlns:oel="http://schemas.microsoft.com/office/2019/extlst" xmlns:w16cex="http://schemas.microsoft.com/office/word/2018/wordml/cex" xmlns:w16cid="http://schemas.microsoft.com/office/word/2016/wordml/cid" xmlns:w16="http://schemas.microsoft.com/office/word/2018/wordml" xmlns:w16du="http://schemas.microsoft.com/office/word/2023/wordml/word16du" xmlns:w16sdtdh="http://schemas.microsoft.com/office/word/2020/wordml/sdtdatahash" xmlns:cx1="http://schemas.microsoft.com/office/drawing/2015/9/8/chartex">
             <w:pict>
               <v:line w14:anchorId="48A9BB35" id="Conector reto 6" o:spid="_x0000_s1026" style="position:absolute;flip:y;z-index:251681792;visibility:visible;mso-wrap-style:square;mso-width-percent:0;mso-height-percent:0;mso-wrap-distance-left:9pt;mso-wrap-distance-top:0;mso-wrap-distance-right:9pt;mso-wrap-distance-bottom:0;mso-position-horizontal:center;mso-position-horizontal-relative:margin;mso-position-vertical:absolute;mso-position-vertical-relative:text;mso-width-percent:0;mso-height-percent:0;mso-width-relative:margin;mso-height-relative:margin" from="0,-.05pt" to="540.85pt,-.05pt" o:gfxdata="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" strokecolor="#a5a5a5 [3206]" strokeweight=".5pt">
                 <v:stroke joinstyle="miter"/>
@@ -3922,7 +3577,7 @@
               </wp:anchor>
             </w:drawing>
           </mc:Choice>
-          <mc:Fallback xmlns:w16sdtdh="http://schemas.microsoft.com/office/word/2020/wordml/sdtdatahash" xmlns:w16du="http://schemas.microsoft.com/office/word/2023/wordml/word16du" xmlns:w16="http://schemas.microsoft.com/office/word/2018/wordml" xmlns:w16cid="http://schemas.microsoft.com/office/word/2016/wordml/cid" xmlns:w16cex="http://schemas.microsoft.com/office/word/2018/wordml/cex" xmlns:oel="http://schemas.microsoft.com/office/2019/extlst" xmlns:am3d="http://schemas.microsoft.com/office/drawing/2017/model3d" xmlns:aink="http://schemas.microsoft.com/office/drawing/2016/ink" xmlns:cx8="http://schemas.microsoft.com/office/drawing/2016/5/14/chartex" xmlns:cx7="http://schemas.microsoft.com/office/drawing/2016/5/13/chartex" xmlns:cx6="http://schemas.microsoft.com/office/drawing/2016/5/12/chartex" xmlns:cx5="http://schemas.microsoft.com/office/drawing/2016/5/11/chartex" xmlns:cx4="http://schemas.microsoft.com/office/drawing/2016/5/10/chartex" xmlns:cx3="http://schemas.microsoft.com/office/drawing/2016/5/9/chartex" xmlns:cx2="http://schemas.microsoft.com/office/drawing/2015/10/21/chartex">
+          <mc:Fallback xmlns:cx2="http://schemas.microsoft.com/office/drawing/2015/10/21/chartex" xmlns:cx3="http://schemas.microsoft.com/office/drawing/2016/5/9/chartex" xmlns:cx4="http://schemas.microsoft.com/office/drawing/2016/5/10/chartex" xmlns:cx5="http://schemas.microsoft.com/office/drawing/2016/5/11/chartex" xmlns:cx6="http://schemas.microsoft.com/office/drawing/2016/5/12/chartex" xmlns:cx7="http://schemas.microsoft.com/office/drawing/2016/5/13/chartex" xmlns:cx8="http://schemas.microsoft.com/office/drawing/2016/5/14/chartex" xmlns:aink="http://schemas.microsoft.com/office/drawing/2016/ink" xmlns:am3d="http://schemas.microsoft.com/office/drawing/2017/model3d" xmlns:oel="http://schemas.microsoft.com/office/2019/extlst" xmlns:w16cex="http://schemas.microsoft.com/office/word/2018/wordml/cex" xmlns:w16cid="http://schemas.microsoft.com/office/word/2016/wordml/cid" xmlns:w16="http://schemas.microsoft.com/office/word/2018/wordml" xmlns:w16du="http://schemas.microsoft.com/office/word/2023/wordml/word16du" xmlns:w16sdtdh="http://schemas.microsoft.com/office/word/2020/wordml/sdtdatahash" xmlns:cx1="http://schemas.microsoft.com/office/drawing/2015/9/8/chartex">
             <w:pict>
               <v:line w14:anchorId="0763B0A7" id="Conector reto 6" o:spid="_x0000_s1026" style="position:absolute;flip:y;z-index:251683840;visibility:visible;mso-wrap-style:square;mso-width-percent:0;mso-height-percent:0;mso-wrap-distance-left:9pt;mso-wrap-distance-top:0;mso-wrap-distance-right:9pt;mso-wrap-distance-bottom:0;mso-position-horizontal:center;mso-position-horizontal-relative:margin;mso-position-vertical:absolute;mso-position-vertical-relative:text;mso-width-percent:0;mso-height-percent:0;mso-width-relative:margin;mso-height-relative:margin" from="0,-.05pt" to="540.85pt,-.05pt" o:gfxdata="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" strokecolor="#a5a5a5 [3206]" strokeweight=".5pt">
                 <v:stroke joinstyle="miter"/>
@@ -3991,7 +3646,7 @@
           <w:color w:val="2F3A3F"/>
           <w:sz w:val="24"/>
         </w:rPr>
-        <w:t>18</w:t>
+        <w:t>04</w:t>
       </w:r>
       <w:r>
         <w:rPr>
@@ -4023,7 +3678,7 @@
           <w:color w:val="2F3A3F"/>
           <w:sz w:val="24"/>
         </w:rPr>
-        <w:t>5</w:t>
+        <w:t>6</w:t>
       </w:r>
       <w:r>
         <w:rPr>
@@ -4045,7 +3700,7 @@
 </file>
 
 <file path=word/numbering.xml><?xml version="1.0" encoding="utf-8"?>
-<w:numbering xmlns:wpc="http://schemas.microsoft.com/office/word/2010/wordprocessingCanvas" xmlns:cx="http://schemas.microsoft.com/office/drawing/2014/chartex" xmlns:cx1="http://schemas.microsoft.com/office/drawing/2015/9/8/chartex" xmlns:mc="http://schemas.openxmlformats.org/markup-compatibility/2006" xmlns:o="urn:schemas-microsoft-com:office:office" xmlns:r="http://schemas.openxmlformats.org/officeDocument/2006/relationships" xmlns:m="http://schemas.openxmlformats.org/officeDocument/2006/math" xmlns:v="urn:schemas-microsoft-com:vml" xmlns:wp14="http://schemas.microsoft.com/office/word/2010/wordprocessingDrawing" xmlns:wp="http://schemas.openxmlformats.org/drawingml/2006/wordprocessingDrawing" xmlns:w10="urn:schemas-microsoft-com:office:word" xmlns:w="http://schemas.openxmlformats.org/wordprocessingml/2006/main" xmlns:w14="http://schemas.microsoft.com/office/word/2010/wordml" xmlns:w15="http://schemas.microsoft.com/office/word/2012/wordml" xmlns:w16se="http://schemas.microsoft.com/office/word/2015/wordml/symex" xmlns:wpg="http://schemas.microsoft.com/office/word/2010/wordprocessingGroup" xmlns:wpi="http://schemas.microsoft.com/office/word/2010/wordprocessingInk" xmlns:wne="http://schemas.microsoft.com/office/word/2006/wordml" xmlns:wps="http://schemas.microsoft.com/office/word/2010/wordprocessingShape" mc:Ignorable="w14 w15 w16se wp14">
+<w:numbering xmlns:wpc="http://schemas.microsoft.com/office/word/2010/wordprocessingCanvas" xmlns:cx="http://schemas.microsoft.com/office/drawing/2014/chartex" xmlns:mc="http://schemas.openxmlformats.org/markup-compatibility/2006" xmlns:o="urn:schemas-microsoft-com:office:office" xmlns:r="http://schemas.openxmlformats.org/officeDocument/2006/relationships" xmlns:m="http://schemas.openxmlformats.org/officeDocument/2006/math" xmlns:v="urn:schemas-microsoft-com:vml" xmlns:wp14="http://schemas.microsoft.com/office/word/2010/wordprocessingDrawing" xmlns:wp="http://schemas.openxmlformats.org/drawingml/2006/wordprocessingDrawing" xmlns:w10="urn:schemas-microsoft-com:office:word" xmlns:w="http://schemas.openxmlformats.org/wordprocessingml/2006/main" xmlns:w14="http://schemas.microsoft.com/office/word/2010/wordml" xmlns:w15="http://schemas.microsoft.com/office/word/2012/wordml" xmlns:w16se="http://schemas.microsoft.com/office/word/2015/wordml/symex" xmlns:wpg="http://schemas.microsoft.com/office/word/2010/wordprocessingGroup" xmlns:wpi="http://schemas.microsoft.com/office/word/2010/wordprocessingInk" xmlns:wne="http://schemas.microsoft.com/office/word/2006/wordml" xmlns:wps="http://schemas.microsoft.com/office/word/2010/wordprocessingShape" mc:Ignorable="w14 w15 w16se wp14">
   <w:abstractNum w:abstractNumId="0" w15:restartNumberingAfterBreak="0">
     <w:nsid w:val="2A34591A"/>
     <w:multiLevelType w:val="hybridMultilevel"/>
@@ -5087,7 +4742,7 @@
   <w:style w:type="paragraph" w:default="1" w:styleId="Normal">
     <w:name w:val="Normal"/>
     <w:qFormat/>
-    <w:rsid w:val="00D44B49"/>
+    <w:rsid w:val="0004132E"/>
     <w:rPr>
       <w:rFonts w:ascii="Calibri" w:eastAsia="Calibri" w:hAnsi="Calibri" w:cs="Calibri"/>
       <w:color w:val="000000"/>
@@ -5116,7 +4771,6 @@
   <w:style w:type="character" w:default="1" w:styleId="Fontepargpadro">
     <w:name w:val="Default Paragraph Font"/>
     <w:uiPriority w:val="1"/>
-    <w:semiHidden/>
     <w:unhideWhenUsed/>
   </w:style>
   <w:style w:type="table" w:default="1" w:styleId="Tabelanormal">
@@ -5499,7 +5153,7 @@
 </file>
 
 <file path=customXml/itemProps1.xml><?xml version="1.0" encoding="utf-8"?>
-<ds:datastoreItem xmlns:ds="http://schemas.openxmlformats.org/officeDocument/2006/customXml" ds:itemID="{19265EA3-D245-46BF-88E7-B200680B4BAA}">
+<ds:datastoreItem xmlns:ds="http://schemas.openxmlformats.org/officeDocument/2006/customXml" ds:itemID="{F56F25C4-0823-437D-BF0E-A17AEBA0EAF6}">
   <ds:schemaRefs>
     <ds:schemaRef ds:uri="http://schemas.openxmlformats.org/officeDocument/2006/bibliography"/>
   </ds:schemaRefs>
